--- a/submission/Data Availability Statement.docx
+++ b/submission/Data Availability Statement.docx
@@ -9,7 +9,7 @@
     </w:p>
     <w:p>
       <w:r>
-        <w:t>All data analysed are publicly available. Transcriptomic data: GSE116250 and GSE141910 (Gene Expression Omnibus); tumour expression from The Cancer Genome Atlas. Imaging data: TCGA-LUSC, TCGA-LUAD, TCGA-ESCA and TCGA-SARC collections in The Cancer Imaging Archive. Analysis code, the six reusable skills, the pre-specification with its dated amendments, per-series segmentation output and every derived table reported in this paper are archived in the accompanying repository. No new data were generated.</w:t>
+        <w:t>All data analyzed are publicly available. Transcriptomic data: GSE116250 and GSE141910 (Gene Expression Omnibus); tumor expression from The Cancer Genome Atlas. Imaging data: TCGA-LUSC, TCGA-LUAD, TCGA-ESCA and TCGA-SARC collections in The Cancer Imaging Archive. Analysis code, the six reusable skills, the pre-specification with its dated amendments, per-series segmentation output and every derived table reported in this paper are archived in the accompanying repository. No new data were generated.</w:t>
       </w:r>
     </w:p>
     <w:sectPr>
